--- a/Commons App.docx
+++ b/Commons App.docx
@@ -115,10 +115,7 @@
     </w:p>
     <w:p>
       <w:r>
-        <w:t xml:space="preserve">Suggestion Box </w:t>
-      </w:r>
-      <w:r>
-        <w:t xml:space="preserve">– bottom </w:t>
+        <w:t xml:space="preserve">Suggestion Box – bottom </w:t>
       </w:r>
     </w:p>
     <w:p/>
@@ -162,6 +159,137 @@
       </w:r>
       <w:r>
         <w:t xml:space="preserve"> (stretch)</w:t>
+      </w:r>
+    </w:p>
+    <w:p/>
+    <w:p>
+      <w:r>
+        <w:t>Ser</w:t>
+      </w:r>
+      <w:r>
+        <w:t>a</w:t>
+      </w:r>
+      <w:r>
+        <w:t xml:space="preserve">fino: </w:t>
+      </w:r>
+      <w:r>
+        <w:t>routes controller link</w:t>
+      </w:r>
+      <w:r>
+        <w:t xml:space="preserve">, </w:t>
+      </w:r>
+      <w:r>
+        <w:t>Populated meals on the data base</w:t>
+      </w:r>
+    </w:p>
+    <w:p>
+      <w:r>
+        <w:t>Willa</w:t>
+      </w:r>
+      <w:r>
+        <w:t>:</w:t>
+      </w:r>
+      <w:r>
+        <w:t xml:space="preserve"> </w:t>
+      </w:r>
+      <w:r>
+        <w:t>Meal Controller</w:t>
+      </w:r>
+      <w:r>
+        <w:t xml:space="preserve">. </w:t>
+      </w:r>
+      <w:r>
+        <w:t>Create, edit, and delete functions</w:t>
+      </w:r>
+    </w:p>
+    <w:p>
+      <w:r>
+        <w:t>Fiala: Layout of form not linked</w:t>
+      </w:r>
+      <w:r>
+        <w:t xml:space="preserve"> to </w:t>
+      </w:r>
+      <w:proofErr w:type="spellStart"/>
+      <w:r>
+        <w:t>js</w:t>
+      </w:r>
+      <w:proofErr w:type="spellEnd"/>
+      <w:r>
+        <w:t xml:space="preserve"> show</w:t>
+      </w:r>
+      <w:r>
+        <w:t xml:space="preserve">s on the </w:t>
+      </w:r>
+      <w:r>
+        <w:t>admin</w:t>
+      </w:r>
+    </w:p>
+    <w:p/>
+    <w:p>
+      <w:r>
+        <w:t>Menu item shows up</w:t>
+      </w:r>
+    </w:p>
+    <w:p>
+      <w:r>
+        <w:t>Ejs of homepage</w:t>
+      </w:r>
+      <w:r>
+        <w:t xml:space="preserve"> doesn’t connect</w:t>
+      </w:r>
+    </w:p>
+    <w:p>
+      <w:r>
+        <w:t>CRUD doesn’t show up</w:t>
+      </w:r>
+    </w:p>
+    <w:p>
+      <w:r>
+        <w:t>Need help l</w:t>
+      </w:r>
+      <w:r>
+        <w:t xml:space="preserve">inking </w:t>
+      </w:r>
+      <w:proofErr w:type="spellStart"/>
+      <w:r>
+        <w:t>ejs</w:t>
+      </w:r>
+      <w:proofErr w:type="spellEnd"/>
+      <w:r>
+        <w:t xml:space="preserve"> to </w:t>
+      </w:r>
+      <w:proofErr w:type="spellStart"/>
+      <w:r>
+        <w:t>js</w:t>
+      </w:r>
+      <w:proofErr w:type="spellEnd"/>
+      <w:r>
+        <w:t xml:space="preserve"> </w:t>
+      </w:r>
+    </w:p>
+    <w:p/>
+    <w:p>
+      <w:r>
+        <w:t>Everything is partially not working</w:t>
+      </w:r>
+    </w:p>
+    <w:p>
+      <w:r>
+        <w:t>New form to create a</w:t>
+      </w:r>
+      <w:r>
+        <w:t xml:space="preserve"> monthly</w:t>
+      </w:r>
+      <w:r>
+        <w:t xml:space="preserve"> </w:t>
+      </w:r>
+      <w:r>
+        <w:t xml:space="preserve">menu </w:t>
+      </w:r>
+    </w:p>
+    <w:p>
+      <w:r>
+        <w:t>Admin logins</w:t>
       </w:r>
     </w:p>
     <w:sectPr>

--- a/Commons App.docx
+++ b/Commons App.docx
@@ -292,6 +292,74 @@
         <w:t>Admin logins</w:t>
       </w:r>
     </w:p>
+    <w:p/>
+    <w:p/>
+    <w:p>
+      <w:proofErr w:type="spellStart"/>
+      <w:r>
+        <w:t>Index.ejs</w:t>
+      </w:r>
+      <w:proofErr w:type="spellEnd"/>
+      <w:r>
+        <w:t xml:space="preserve"> (/ route)</w:t>
+      </w:r>
+    </w:p>
+    <w:p>
+      <w:r>
+        <w:t>Today’s Menu</w:t>
+      </w:r>
+    </w:p>
+    <w:p>
+      <w:proofErr w:type="spellStart"/>
+      <w:r>
+        <w:t>ShowMeal</w:t>
+      </w:r>
+      <w:r>
+        <w:t>.ejs</w:t>
+      </w:r>
+      <w:proofErr w:type="spellEnd"/>
+      <w:r>
+        <w:t xml:space="preserve"> </w:t>
+      </w:r>
+    </w:p>
+    <w:p>
+      <w:r>
+        <w:t xml:space="preserve">Clickable page of </w:t>
+      </w:r>
+      <w:r>
+        <w:t>details</w:t>
+      </w:r>
+    </w:p>
+    <w:p>
+      <w:r>
+        <w:t>Weekly Menu</w:t>
+      </w:r>
+    </w:p>
+    <w:p>
+      <w:r>
+        <w:t>Month Calendar</w:t>
+      </w:r>
+    </w:p>
+    <w:p>
+      <w:r>
+        <w:t>Image of prices</w:t>
+      </w:r>
+    </w:p>
+    <w:p/>
+    <w:p>
+      <w:r>
+        <w:t>Create a Meal</w:t>
+      </w:r>
+    </w:p>
+    <w:p>
+      <w:r>
+        <w:t>Create a Menu</w:t>
+      </w:r>
+    </w:p>
+    <w:p/>
+    <w:p/>
+    <w:p/>
+    <w:p/>
     <w:sectPr>
       <w:pgSz w:w="12240" w:h="15840"/>
       <w:pgMar w:top="1440" w:right="1440" w:bottom="1440" w:left="1440" w:header="720" w:footer="720" w:gutter="0"/>
